--- a/data/employees/EMP030/AST-EMP030-03.docx
+++ b/data/employees/EMP030/AST-EMP030-03.docx
@@ -7,10 +7,7 @@
         <w:pStyle w:val="Heading1"/>
       </w:pPr>
       <w:r>
-        <w:rPr>
-          <w:sz w:val="36"/>
-        </w:rPr>
-        <w:t>Design specification - EMP030</w:t>
+        <w:t>Ast Emp030 03 - EMP030</w:t>
       </w:r>
     </w:p>
     <w:p>
@@ -18,130 +15,32 @@
         <w:pStyle w:val="Heading2"/>
       </w:pPr>
       <w:r>
-        <w:t>Document Metadata</w:t>
-      </w:r>
-    </w:p>
-    <w:tbl>
-      <w:tblPr>
-        <w:tblStyle w:val="TableGrid"/>
-        <w:tblW w:type="auto" w:w="0"/>
-        <w:tblLook w:firstColumn="1" w:firstRow="1" w:lastColumn="0" w:lastRow="0" w:noHBand="0" w:noVBand="1" w:val="04A0"/>
-      </w:tblPr>
-      <w:tblGrid>
-        <w:gridCol w:w="4320"/>
-        <w:gridCol w:w="4320"/>
-      </w:tblGrid>
-      <w:tr>
-        <w:tc>
-          <w:tcPr>
-            <w:tcW w:type="dxa" w:w="4320"/>
-          </w:tcPr>
-          <w:p>
-            <w:r>
-              <w:t>Author</w:t>
-            </w:r>
-          </w:p>
-        </w:tc>
-        <w:tc>
-          <w:tcPr>
-            <w:tcW w:type="dxa" w:w="4320"/>
-          </w:tcPr>
-          <w:p>
-            <w:r>
-              <w:t>Skyler Chen</w:t>
-            </w:r>
-          </w:p>
-        </w:tc>
-      </w:tr>
-      <w:tr>
-        <w:tc>
-          <w:tcPr>
-            <w:tcW w:type="dxa" w:w="4320"/>
-          </w:tcPr>
-          <w:p>
-            <w:r>
-              <w:t>Role / Department</w:t>
-            </w:r>
-          </w:p>
-        </w:tc>
-        <w:tc>
-          <w:tcPr>
-            <w:tcW w:type="dxa" w:w="4320"/>
-          </w:tcPr>
-          <w:p>
-            <w:r>
-              <w:t>Specialist | Operations</w:t>
-            </w:r>
-          </w:p>
-        </w:tc>
-      </w:tr>
-      <w:tr>
-        <w:tc>
-          <w:tcPr>
-            <w:tcW w:type="dxa" w:w="4320"/>
-          </w:tcPr>
-          <w:p>
-            <w:r>
-              <w:t>Location</w:t>
-            </w:r>
-          </w:p>
-        </w:tc>
-        <w:tc>
-          <w:tcPr>
-            <w:tcW w:type="dxa" w:w="4320"/>
-          </w:tcPr>
-          <w:p>
-            <w:r>
-              <w:t>Fremont</w:t>
-            </w:r>
-          </w:p>
-        </w:tc>
-      </w:tr>
-      <w:tr>
-        <w:tc>
-          <w:tcPr>
-            <w:tcW w:type="dxa" w:w="4320"/>
-          </w:tcPr>
-          <w:p>
-            <w:r>
-              <w:t>Last Modified</w:t>
-            </w:r>
-          </w:p>
-        </w:tc>
-        <w:tc>
-          <w:tcPr>
-            <w:tcW w:type="dxa" w:w="4320"/>
-          </w:tcPr>
-          <w:p>
-            <w:r>
-              <w:t>2025-02-03</w:t>
-            </w:r>
-          </w:p>
-        </w:tc>
-      </w:tr>
-    </w:tbl>
-    <w:p/>
-    <w:p>
-      <w:pPr>
-        <w:pStyle w:val="Heading2"/>
-      </w:pPr>
-      <w:r>
-        <w:t>Specification</w:t>
+        <w:t>Page 1</w:t>
       </w:r>
     </w:p>
     <w:p>
       <w:r>
-        <w:t>Design Specification: Real-Time Operations Monitoring Dashboard</w:t>
+        <w:t>Section 1: Operational risk review. EMP030 contributes to ast emp030 03 through recurring collaboration, clear ownership boundaries, and measurable outcomes. The team captures decisions, open issues, and handoffs so that knowledge remains discoverable for future programs.</w:t>
       </w:r>
     </w:p>
     <w:p>
       <w:r>
-        <w:t>Version: 2.4</w:t>
+        <w:t>Section 2: Customer escalation analysis. EMP030 contributes to ast emp030 03 through recurring collaboration, clear ownership boundaries, and measurable outcomes. The team captures decisions, open issues, and handoffs so that knowledge remains discoverable for future programs.</w:t>
       </w:r>
     </w:p>
     <w:p>
       <w:r>
-        <w:t>This specification details the design of the real-time operations monitoring solution. Telemetry data streams from IoT sensors via Azure Event Hub. The Fabric KQL streaming pipeline processes events within 200ms p99 latency and surfaces alerts to on-call supervisors.</w:t>
+        <w:t>Section 3: Quarterly delivery milestones. EMP030 contributes to ast emp030 03 through recurring collaboration, clear ownership boundaries, and measurable outcomes. The team captures decisions, open issues, and handoffs so that knowledge remains discoverable for future programs.</w:t>
+      </w:r>
+    </w:p>
+    <w:p>
+      <w:r>
+        <w:t>Section 4: Department KPI performance. EMP030 contributes to ast emp030 03 through recurring collaboration, clear ownership boundaries, and measurable outcomes. The team captures decisions, open issues, and handoffs so that knowledge remains discoverable for future programs.</w:t>
+      </w:r>
+    </w:p>
+    <w:p>
+      <w:r>
+        <w:br w:type="page"/>
       </w:r>
     </w:p>
     <w:p>
@@ -149,12 +48,60 @@
         <w:pStyle w:val="Heading2"/>
       </w:pPr>
       <w:r>
-        <w:t>Author Competencies</w:t>
+        <w:t>Page 2</w:t>
       </w:r>
     </w:p>
     <w:p>
       <w:r>
-        <w:t>Fabric, Azure AI, Python, SQL</w:t>
+        <w:t>Section 1: Department KPI performance. EMP030 contributes to ast emp030 03 through recurring collaboration, clear ownership boundaries, and measurable outcomes. The team captures decisions, open issues, and handoffs so that knowledge remains discoverable for future programs.</w:t>
+      </w:r>
+    </w:p>
+    <w:p>
+      <w:r>
+        <w:t>Section 2: Department KPI performance. EMP030 contributes to ast emp030 03 through recurring collaboration, clear ownership boundaries, and measurable outcomes. The team captures decisions, open issues, and handoffs so that knowledge remains discoverable for future programs.</w:t>
+      </w:r>
+    </w:p>
+    <w:p>
+      <w:r>
+        <w:t>Section 3: Knowledge transfer and onboarding. EMP030 contributes to ast emp030 03 through recurring collaboration, clear ownership boundaries, and measurable outcomes. The team captures decisions, open issues, and handoffs so that knowledge remains discoverable for future programs.</w:t>
+      </w:r>
+    </w:p>
+    <w:p>
+      <w:r>
+        <w:t>Section 4: Knowledge transfer and onboarding. EMP030 contributes to ast emp030 03 through recurring collaboration, clear ownership boundaries, and measurable outcomes. The team captures decisions, open issues, and handoffs so that knowledge remains discoverable for future programs.</w:t>
+      </w:r>
+    </w:p>
+    <w:p>
+      <w:r>
+        <w:br w:type="page"/>
+      </w:r>
+    </w:p>
+    <w:p>
+      <w:pPr>
+        <w:pStyle w:val="Heading2"/>
+      </w:pPr>
+      <w:r>
+        <w:t>Page 3</w:t>
+      </w:r>
+    </w:p>
+    <w:p>
+      <w:r>
+        <w:t>Section 1: Data quality remediation. EMP030 contributes to ast emp030 03 through recurring collaboration, clear ownership boundaries, and measurable outcomes. The team captures decisions, open issues, and handoffs so that knowledge remains discoverable for future programs.</w:t>
+      </w:r>
+    </w:p>
+    <w:p>
+      <w:r>
+        <w:t>Section 2: Department KPI performance. EMP030 contributes to ast emp030 03 through recurring collaboration, clear ownership boundaries, and measurable outcomes. The team captures decisions, open issues, and handoffs so that knowledge remains discoverable for future programs.</w:t>
+      </w:r>
+    </w:p>
+    <w:p>
+      <w:r>
+        <w:t>Section 3: Fabric semantic model planning. EMP030 contributes to ast emp030 03 through recurring collaboration, clear ownership boundaries, and measurable outcomes. The team captures decisions, open issues, and handoffs so that knowledge remains discoverable for future programs.</w:t>
+      </w:r>
+    </w:p>
+    <w:p>
+      <w:r>
+        <w:t>Section 4: Customer escalation analysis. EMP030 contributes to ast emp030 03 through recurring collaboration, clear ownership boundaries, and measurable outcomes. The team captures decisions, open issues, and handoffs so that knowledge remains discoverable for future programs.</w:t>
       </w:r>
     </w:p>
     <w:sectPr>
